--- a/reports/executive-summary.docx
+++ b/reports/executive-summary.docx
@@ -31,7 +31,7 @@
         <w:spacing w:after="400"/>
       </w:pPr>
       <w:r>
-        <w:t>Audit Date: 2026-09-24 00:19:51 | Domain Target: https://www.drivio.in/</w:t>
+        <w:t>Audit Date: 2026-09-24 23:27:38 | Domain Target: https://www.drivio.in/</w:t>
       </w:r>
     </w:p>
     <w:p>
